--- a/docs/Course/MGS3701/03_Lecture_Note/LectureNote_Chad/PPT/chapter6/chapter6_note.docx
+++ b/docs/Course/MGS3701/03_Lecture_Note/LectureNote_Chad/PPT/chapter6/chapter6_note.docx
@@ -7,7 +7,31 @@
         <w:pStyle w:val="Title"/>
       </w:pPr>
       <w:r>
-        <w:t xml:space="preserve">[Lecture Note] Evaluating Predictive Performance</w:t>
+        <w:t xml:space="preserve">[Lecture</w:t>
+      </w:r>
+      <w:r>
+        <w:t xml:space="preserve"> </w:t>
+      </w:r>
+      <w:r>
+        <w:t xml:space="preserve">Note]</w:t>
+      </w:r>
+      <w:r>
+        <w:t xml:space="preserve"> </w:t>
+      </w:r>
+      <w:r>
+        <w:t xml:space="preserve">Evaluating</w:t>
+      </w:r>
+      <w:r>
+        <w:t xml:space="preserve"> </w:t>
+      </w:r>
+      <w:r>
+        <w:t xml:space="preserve">Predictive</w:t>
+      </w:r>
+      <w:r>
+        <w:t xml:space="preserve"> </w:t>
+      </w:r>
+      <w:r>
+        <w:t xml:space="preserve">Performance</w:t>
       </w:r>
     </w:p>
     <w:p>
@@ -15,7 +39,31 @@
         <w:pStyle w:val="Subtitle"/>
       </w:pPr>
       <w:r>
-        <w:t xml:space="preserve">MGS3701 Data Mining, Spring 2025</w:t>
+        <w:t xml:space="preserve">MGS3701</w:t>
+      </w:r>
+      <w:r>
+        <w:t xml:space="preserve"> </w:t>
+      </w:r>
+      <w:r>
+        <w:t xml:space="preserve">Data</w:t>
+      </w:r>
+      <w:r>
+        <w:t xml:space="preserve"> </w:t>
+      </w:r>
+      <w:r>
+        <w:t xml:space="preserve">Mining,</w:t>
+      </w:r>
+      <w:r>
+        <w:t xml:space="preserve"> </w:t>
+      </w:r>
+      <w:r>
+        <w:t xml:space="preserve">Spring</w:t>
+      </w:r>
+      <w:r>
+        <w:t xml:space="preserve"> </w:t>
+      </w:r>
+      <w:r>
+        <w:t xml:space="preserve">2025</w:t>
       </w:r>
     </w:p>
     <w:p>
@@ -23,7 +71,19 @@
         <w:pStyle w:val="Author"/>
       </w:pPr>
       <w:r>
-        <w:t xml:space="preserve">Chad (Chungil Chae)</w:t>
+        <w:t xml:space="preserve">Chad</w:t>
+      </w:r>
+      <w:r>
+        <w:t xml:space="preserve"> </w:t>
+      </w:r>
+      <w:r>
+        <w:t xml:space="preserve">(Chungil</w:t>
+      </w:r>
+      <w:r>
+        <w:t xml:space="preserve"> </w:t>
+      </w:r>
+      <w:r>
+        <w:t xml:space="preserve">Chae)</w:t>
       </w:r>
     </w:p>
     <w:p>
@@ -31,7 +91,33 @@
         <w:pStyle w:val="Date"/>
       </w:pPr>
       <w:r>
-        <w:t xml:space="preserve">Fri, 23 May 2025</w:t>
+        <w:t xml:space="preserve">Sun,</w:t>
+      </w:r>
+      <w:r>
+        <w:t xml:space="preserve"> </w:t>
+      </w:r>
+      <w:r>
+        <w:t xml:space="preserve">25</w:t>
+      </w:r>
+      <w:r>
+        <w:t xml:space="preserve"> </w:t>
+      </w:r>
+      <w:r>
+        <w:t xml:space="preserve">May</w:t>
+      </w:r>
+      <w:r>
+        <w:t xml:space="preserve"> </w:t>
+      </w:r>
+      <w:r>
+        <w:t xml:space="preserve">2025</w:t>
+      </w:r>
+    </w:p>
+    <w:p>
+      <w:pPr>
+        <w:pStyle w:val="AbstractTitle"/>
+      </w:pPr>
+      <w:r>
+        <w:t xml:space="preserve">Abstract</w:t>
       </w:r>
     </w:p>
     <w:bookmarkStart w:id="22" w:name="learning-objectives"/>
@@ -639,7 +725,21 @@
           <w:b/>
           <w:bCs/>
         </w:rPr>
-        <w:t xml:space="preserve">“Classifiers”</w:t>
+        <w:t xml:space="preserve">“</w:t>
+      </w:r>
+      <w:r>
+        <w:rPr>
+          <w:b/>
+          <w:bCs/>
+        </w:rPr>
+        <w:t xml:space="preserve">Classifiers</w:t>
+      </w:r>
+      <w:r>
+        <w:rPr>
+          <w:b/>
+          <w:bCs/>
+        </w:rPr>
+        <w:t xml:space="preserve">”</w:t>
       </w:r>
       <w:r>
         <w:rPr>
@@ -3495,7 +3595,13 @@
         <w:t xml:space="preserve"> </w:t>
       </w:r>
       <w:r>
-        <w:t xml:space="preserve">“noise”</w:t>
+        <w:t xml:space="preserve">“</w:t>
+      </w:r>
+      <w:r>
+        <w:t xml:space="preserve">noise</w:t>
+      </w:r>
+      <w:r>
+        <w:t xml:space="preserve">”</w:t>
       </w:r>
       <w:r>
         <w:t xml:space="preserve"> </w:t>
@@ -6321,7 +6427,13 @@
         <w:t xml:space="preserve"> </w:t>
       </w:r>
       <w:r>
-        <w:t xml:space="preserve">“owner.”</w:t>
+        <w:t xml:space="preserve">“</w:t>
+      </w:r>
+      <w:r>
+        <w:t xml:space="preserve">owner.</w:t>
+      </w:r>
+      <w:r>
+        <w:t xml:space="preserve">”</w:t>
       </w:r>
     </w:p>
     <w:p>
@@ -7864,6 +7976,7 @@
           <w:p>
             <w:pPr>
               <w:pStyle w:val="Compact"/>
+              <w:jc w:val="left"/>
             </w:pPr>
             <w:r>
               <w:t xml:space="preserve">Actual 0</w:t>
@@ -7875,6 +7988,7 @@
           <w:p>
             <w:pPr>
               <w:pStyle w:val="Compact"/>
+              <w:jc w:val="left"/>
             </w:pPr>
             <w:r>
               <w:t xml:space="preserve">Actual 1</w:t>
@@ -7888,6 +8002,7 @@
           <w:p>
             <w:pPr>
               <w:pStyle w:val="Compact"/>
+              <w:jc w:val="left"/>
             </w:pPr>
             <w:r>
               <w:t xml:space="preserve">Predicted 0</w:t>
@@ -7899,6 +8014,7 @@
           <w:p>
             <w:pPr>
               <w:pStyle w:val="Compact"/>
+              <w:jc w:val="left"/>
             </w:pPr>
             <w:r>
               <w:t xml:space="preserve">970</w:t>
@@ -7910,6 +8026,7 @@
           <w:p>
             <w:pPr>
               <w:pStyle w:val="Compact"/>
+              <w:jc w:val="left"/>
             </w:pPr>
             <w:r>
               <w:t xml:space="preserve">2</w:t>
@@ -7923,6 +8040,7 @@
           <w:p>
             <w:pPr>
               <w:pStyle w:val="Compact"/>
+              <w:jc w:val="left"/>
             </w:pPr>
             <w:r>
               <w:t xml:space="preserve">Predicted 1</w:t>
@@ -7934,6 +8052,7 @@
           <w:p>
             <w:pPr>
               <w:pStyle w:val="Compact"/>
+              <w:jc w:val="left"/>
             </w:pPr>
             <w:r>
               <w:t xml:space="preserve">20</w:t>
@@ -7945,6 +8064,7 @@
           <w:p>
             <w:pPr>
               <w:pStyle w:val="Compact"/>
+              <w:jc w:val="left"/>
             </w:pPr>
             <w:r>
               <w:t xml:space="preserve">8</w:t>
@@ -8002,6 +8122,7 @@
           <w:p>
             <w:pPr>
               <w:pStyle w:val="Compact"/>
+              <w:jc w:val="left"/>
             </w:pPr>
             <w:r>
               <w:t xml:space="preserve">Profit</w:t>
@@ -8013,6 +8134,7 @@
           <w:p>
             <w:pPr>
               <w:pStyle w:val="Compact"/>
+              <w:jc w:val="left"/>
             </w:pPr>
             <w:r>
               <w:t xml:space="preserve">Actual 0</w:t>
@@ -8024,6 +8146,7 @@
           <w:p>
             <w:pPr>
               <w:pStyle w:val="Compact"/>
+              <w:jc w:val="left"/>
             </w:pPr>
             <w:r>
               <w:t xml:space="preserve">Actual 1</w:t>
@@ -8037,6 +8160,7 @@
           <w:p>
             <w:pPr>
               <w:pStyle w:val="Compact"/>
+              <w:jc w:val="left"/>
             </w:pPr>
             <w:r>
               <w:t xml:space="preserve">Predicted 0</w:t>
@@ -8048,6 +8172,7 @@
           <w:p>
             <w:pPr>
               <w:pStyle w:val="Compact"/>
+              <w:jc w:val="left"/>
             </w:pPr>
             <w:r>
               <w:t xml:space="preserve">0</w:t>
@@ -8059,6 +8184,7 @@
           <w:p>
             <w:pPr>
               <w:pStyle w:val="Compact"/>
+              <w:jc w:val="left"/>
             </w:pPr>
             <w:r>
               <w:t xml:space="preserve">0</w:t>
@@ -8072,6 +8198,7 @@
           <w:p>
             <w:pPr>
               <w:pStyle w:val="Compact"/>
+              <w:jc w:val="left"/>
             </w:pPr>
             <w:r>
               <w:t xml:space="preserve">Predicted 1</w:t>
@@ -8083,6 +8210,7 @@
           <w:p>
             <w:pPr>
               <w:pStyle w:val="Compact"/>
+              <w:jc w:val="left"/>
             </w:pPr>
             <w:r>
               <w:t xml:space="preserve">-20</w:t>
@@ -8094,6 +8222,7 @@
           <w:p>
             <w:pPr>
               <w:pStyle w:val="Compact"/>
+              <w:jc w:val="left"/>
             </w:pPr>
             <w:r>
               <w:t xml:space="preserve">80</w:t>
@@ -8151,6 +8280,7 @@
           <w:p>
             <w:pPr>
               <w:pStyle w:val="Compact"/>
+              <w:jc w:val="left"/>
             </w:pPr>
             <w:r>
               <w:t xml:space="preserve">Cost</w:t>
@@ -8162,6 +8292,7 @@
           <w:p>
             <w:pPr>
               <w:pStyle w:val="Compact"/>
+              <w:jc w:val="left"/>
             </w:pPr>
             <w:r>
               <w:t xml:space="preserve">Actual 0</w:t>
@@ -8173,6 +8304,7 @@
           <w:p>
             <w:pPr>
               <w:pStyle w:val="Compact"/>
+              <w:jc w:val="left"/>
             </w:pPr>
             <w:r>
               <w:t xml:space="preserve">Actual 1</w:t>
@@ -8186,6 +8318,7 @@
           <w:p>
             <w:pPr>
               <w:pStyle w:val="Compact"/>
+              <w:jc w:val="left"/>
             </w:pPr>
             <w:r>
               <w:t xml:space="preserve">Predicted 0</w:t>
@@ -8197,6 +8330,7 @@
           <w:p>
             <w:pPr>
               <w:pStyle w:val="Compact"/>
+              <w:jc w:val="left"/>
             </w:pPr>
             <w:r>
               <w:t xml:space="preserve">0</w:t>
@@ -8208,6 +8342,7 @@
           <w:p>
             <w:pPr>
               <w:pStyle w:val="Compact"/>
+              <w:jc w:val="left"/>
             </w:pPr>
             <w:r>
               <w:t xml:space="preserve">20</w:t>
@@ -8221,6 +8356,7 @@
           <w:p>
             <w:pPr>
               <w:pStyle w:val="Compact"/>
+              <w:jc w:val="left"/>
             </w:pPr>
             <w:r>
               <w:t xml:space="preserve">Predicted 1</w:t>
@@ -8232,6 +8368,7 @@
           <w:p>
             <w:pPr>
               <w:pStyle w:val="Compact"/>
+              <w:jc w:val="left"/>
             </w:pPr>
             <w:r>
               <w:t xml:space="preserve">20</w:t>
@@ -8243,6 +8380,7 @@
           <w:p>
             <w:pPr>
               <w:pStyle w:val="Compact"/>
+              <w:jc w:val="left"/>
             </w:pPr>
             <w:r>
               <w:t xml:space="preserve">8</w:t>
@@ -9445,7 +9583,13 @@
         <w:t xml:space="preserve"> </w:t>
       </w:r>
       <w:r>
-        <w:t xml:space="preserve">“skim the cream”</w:t>
+        <w:t xml:space="preserve">“</w:t>
+      </w:r>
+      <w:r>
+        <w:t xml:space="preserve">skim the cream</w:t>
+      </w:r>
+      <w:r>
+        <w:t xml:space="preserve">”</w:t>
       </w:r>
       <w:r>
         <w:t xml:space="preserve"> </w:t>
@@ -9858,7 +10002,13 @@
         <w:t xml:space="preserve"> </w:t>
       </w:r>
       <w:r>
-        <w:t xml:space="preserve">“1”</w:t>
+        <w:t xml:space="preserve">“</w:t>
+      </w:r>
+      <w:r>
+        <w:t xml:space="preserve">1</w:t>
+      </w:r>
+      <w:r>
+        <w:t xml:space="preserve">”</w:t>
       </w:r>
       <w:r>
         <w:t xml:space="preserve"> </w:t>
@@ -9882,7 +10032,13 @@
         <w:t xml:space="preserve"> </w:t>
       </w:r>
       <w:r>
-        <w:t xml:space="preserve">“1”</w:t>
+        <w:t xml:space="preserve">“</w:t>
+      </w:r>
+      <w:r>
+        <w:t xml:space="preserve">1</w:t>
+      </w:r>
+      <w:r>
+        <w:t xml:space="preserve">”</w:t>
       </w:r>
       <w:r>
         <w:t xml:space="preserve">s.</w:t>
@@ -11377,7 +11533,13 @@
         <w:t xml:space="preserve"> </w:t>
       </w:r>
       <w:r>
-        <w:t xml:space="preserve">“important class”</w:t>
+        <w:t xml:space="preserve">“</w:t>
+      </w:r>
+      <w:r>
+        <w:t xml:space="preserve">important class</w:t>
+      </w:r>
+      <w:r>
+        <w:t xml:space="preserve">”</w:t>
       </w:r>
       <w:r>
         <w:t xml:space="preserve"> </w:t>
@@ -11389,7 +11551,13 @@
         <w:t xml:space="preserve"> </w:t>
       </w:r>
       <w:r>
-        <w:t xml:space="preserve">“important”</w:t>
+        <w:t xml:space="preserve">“</w:t>
+      </w:r>
+      <w:r>
+        <w:t xml:space="preserve">important</w:t>
+      </w:r>
+      <w:r>
+        <w:t xml:space="preserve">”</w:t>
       </w:r>
       <w:r>
         <w:t xml:space="preserve"> </w:t>
@@ -11401,7 +11569,13 @@
         <w:t xml:space="preserve"> </w:t>
       </w:r>
       <w:r>
-        <w:t xml:space="preserve">“unimportant”</w:t>
+        <w:t xml:space="preserve">“</w:t>
+      </w:r>
+      <w:r>
+        <w:t xml:space="preserve">unimportant</w:t>
+      </w:r>
+      <w:r>
+        <w:t xml:space="preserve">”</w:t>
       </w:r>
       <w:r>
         <w:t xml:space="preserve"> </w:t>
@@ -13961,18 +14135,18 @@
       </w:pPr>
       <w:r>
         <w:t xml:space="preserve">$$
-    \begin{array}{|c|c|c|c|}
-    \hline
-    \text{Actual} &amp; \text{Actual 0} &amp; \text{Actual 1} &amp; \text{Total} \\
-    \hline
-    \text{Predicted 0} &amp; 390 &amp; 80 &amp; 470 \\
-    \hline
-    \text{Predicted 1} &amp; 110 &amp; 420 &amp; 530 \\
-    \hline
-    \text{Total} &amp; 500 &amp; 500 &amp; 1000 \\
-    \hline
-    \end{array}
-    $$</w:t>
+\begin{array}{|c|c|c|c|}
+\hline
+\text{Actual} &amp; \text{Actual 0} &amp; \text{Actual 1} &amp; \text{Total} \\
+\hline
+\text{Predicted 0} &amp; 390 &amp; 80 &amp; 470 \\
+\hline
+\text{Predicted 1} &amp; 110 &amp; 420 &amp; 530 \\
+\hline
+\text{Total} &amp; 500 &amp; 500 &amp; 1000 \\
+\hline
+\end{array}
+$$</w:t>
       </w:r>
     </w:p>
     <w:p>
@@ -14017,18 +14191,18 @@
       </w:pPr>
       <w:r>
         <w:t xml:space="preserve">$$
-    \begin{array}{|c|c|c|c|}
-    \hline
-    \text{Actual} &amp; \text{Actual 0} &amp; \text{Actual 1} &amp; \text{Total} \\
-    \hline
-    \text{Predicted 0} &amp; \frac{390}{0.5102} = 764.4 &amp; \frac{80}{25} = 3.2 &amp; 767.6 \\
-    \hline
-    \text{Predicted 1} &amp; \frac{110}{0.5102} = 215.6 &amp; \frac{420}{25} = 16.8 &amp; 232.4 \\
-    \hline
-    \text{Total} &amp; 980 &amp; 20 &amp; 1000 \\
-    \hline
-    \end{array}
-    $$</w:t>
+\begin{array}{|c|c|c|c|}
+\hline
+\text{Actual} &amp; \text{Actual 0} &amp; \text{Actual 1} &amp; \text{Total} \\
+\hline
+\text{Predicted 0} &amp; \frac{390}{0.5102} = 764.4 &amp; \frac{80}{25} = 3.2 &amp; 767.6 \\
+\hline
+\text{Predicted 1} &amp; \frac{110}{0.5102} = 215.6 &amp; \frac{420}{25} = 16.8 &amp; 232.4 \\
+\hline
+\text{Total} &amp; 980 &amp; 20 &amp; 1000 \\
+\hline
+\end{array}
+$$</w:t>
       </w:r>
     </w:p>
     <w:p>
@@ -17409,7 +17583,7 @@
   </w:style>
   <w:style w:styleId="Subtitle" w:type="paragraph">
     <w:name w:val="Subtitle"/>
-    <w:basedOn w:val="Title"/>
+    <w:basedOn w:val="Normal"/>
     <w:next w:val="BodyText"/>
     <w:link w:val="SubtitleChar"/>
     <w:uiPriority w:val="11"/>
@@ -17422,6 +17596,7 @@
     </w:pPr>
     <w:rPr>
       <w:rFonts w:cstheme="majorBidi" w:eastAsiaTheme="majorEastAsia"/>
+      <w:color w:themeColor="text1" w:themeTint="A6" w:val="595959"/>
       <w:spacing w:val="15"/>
       <w:sz w:val="28"/>
       <w:szCs w:val="28"/>
@@ -17474,6 +17649,7 @@
     </w:pPr>
     <w:rPr>
       <w:b/>
+      <w:color w:val="345A8A"/>
       <w:sz w:val="20"/>
       <w:szCs w:val="20"/>
     </w:rPr>

--- a/docs/Course/MGS3701/03_Lecture_Note/LectureNote_Chad/PPT/chapter6/chapter6_note.docx
+++ b/docs/Course/MGS3701/03_Lecture_Note/LectureNote_Chad/PPT/chapter6/chapter6_note.docx
@@ -7,31 +7,7 @@
         <w:pStyle w:val="Title"/>
       </w:pPr>
       <w:r>
-        <w:t xml:space="preserve">[Lecture</w:t>
-      </w:r>
-      <w:r>
-        <w:t xml:space="preserve"> </w:t>
-      </w:r>
-      <w:r>
-        <w:t xml:space="preserve">Note]</w:t>
-      </w:r>
-      <w:r>
-        <w:t xml:space="preserve"> </w:t>
-      </w:r>
-      <w:r>
-        <w:t xml:space="preserve">Evaluating</w:t>
-      </w:r>
-      <w:r>
-        <w:t xml:space="preserve"> </w:t>
-      </w:r>
-      <w:r>
-        <w:t xml:space="preserve">Predictive</w:t>
-      </w:r>
-      <w:r>
-        <w:t xml:space="preserve"> </w:t>
-      </w:r>
-      <w:r>
-        <w:t xml:space="preserve">Performance</w:t>
+        <w:t xml:space="preserve">[Lecture Note] Evaluating Predictive Performance</w:t>
       </w:r>
     </w:p>
     <w:p>
@@ -39,31 +15,7 @@
         <w:pStyle w:val="Subtitle"/>
       </w:pPr>
       <w:r>
-        <w:t xml:space="preserve">MGS3701</w:t>
-      </w:r>
-      <w:r>
-        <w:t xml:space="preserve"> </w:t>
-      </w:r>
-      <w:r>
-        <w:t xml:space="preserve">Data</w:t>
-      </w:r>
-      <w:r>
-        <w:t xml:space="preserve"> </w:t>
-      </w:r>
-      <w:r>
-        <w:t xml:space="preserve">Mining,</w:t>
-      </w:r>
-      <w:r>
-        <w:t xml:space="preserve"> </w:t>
-      </w:r>
-      <w:r>
-        <w:t xml:space="preserve">Spring</w:t>
-      </w:r>
-      <w:r>
-        <w:t xml:space="preserve"> </w:t>
-      </w:r>
-      <w:r>
-        <w:t xml:space="preserve">2025</w:t>
+        <w:t xml:space="preserve">MGS3701 Data Mining, Spring 2025</w:t>
       </w:r>
     </w:p>
     <w:p>
@@ -71,19 +23,7 @@
         <w:pStyle w:val="Author"/>
       </w:pPr>
       <w:r>
-        <w:t xml:space="preserve">Chad</w:t>
-      </w:r>
-      <w:r>
-        <w:t xml:space="preserve"> </w:t>
-      </w:r>
-      <w:r>
-        <w:t xml:space="preserve">(Chungil</w:t>
-      </w:r>
-      <w:r>
-        <w:t xml:space="preserve"> </w:t>
-      </w:r>
-      <w:r>
-        <w:t xml:space="preserve">Chae)</w:t>
+        <w:t xml:space="preserve">Chad (Chungil Chae)</w:t>
       </w:r>
     </w:p>
     <w:p>
@@ -91,33 +31,7 @@
         <w:pStyle w:val="Date"/>
       </w:pPr>
       <w:r>
-        <w:t xml:space="preserve">Sun,</w:t>
-      </w:r>
-      <w:r>
-        <w:t xml:space="preserve"> </w:t>
-      </w:r>
-      <w:r>
-        <w:t xml:space="preserve">25</w:t>
-      </w:r>
-      <w:r>
-        <w:t xml:space="preserve"> </w:t>
-      </w:r>
-      <w:r>
-        <w:t xml:space="preserve">May</w:t>
-      </w:r>
-      <w:r>
-        <w:t xml:space="preserve"> </w:t>
-      </w:r>
-      <w:r>
-        <w:t xml:space="preserve">2025</w:t>
-      </w:r>
-    </w:p>
-    <w:p>
-      <w:pPr>
-        <w:pStyle w:val="AbstractTitle"/>
-      </w:pPr>
-      <w:r>
-        <w:t xml:space="preserve">Abstract</w:t>
+        <w:t xml:space="preserve">Mon, 26 May 2025</w:t>
       </w:r>
     </w:p>
     <w:bookmarkStart w:id="22" w:name="learning-objectives"/>
@@ -725,21 +639,7 @@
           <w:b/>
           <w:bCs/>
         </w:rPr>
-        <w:t xml:space="preserve">“</w:t>
-      </w:r>
-      <w:r>
-        <w:rPr>
-          <w:b/>
-          <w:bCs/>
-        </w:rPr>
-        <w:t xml:space="preserve">Classifiers</w:t>
-      </w:r>
-      <w:r>
-        <w:rPr>
-          <w:b/>
-          <w:bCs/>
-        </w:rPr>
-        <w:t xml:space="preserve">”</w:t>
+        <w:t xml:space="preserve">“Classifiers”</w:t>
       </w:r>
       <w:r>
         <w:rPr>
@@ -3595,13 +3495,7 @@
         <w:t xml:space="preserve"> </w:t>
       </w:r>
       <w:r>
-        <w:t xml:space="preserve">“</w:t>
-      </w:r>
-      <w:r>
-        <w:t xml:space="preserve">noise</w:t>
-      </w:r>
-      <w:r>
-        <w:t xml:space="preserve">”</w:t>
+        <w:t xml:space="preserve">“noise”</w:t>
       </w:r>
       <w:r>
         <w:t xml:space="preserve"> </w:t>
@@ -6427,13 +6321,7 @@
         <w:t xml:space="preserve"> </w:t>
       </w:r>
       <w:r>
-        <w:t xml:space="preserve">“</w:t>
-      </w:r>
-      <w:r>
-        <w:t xml:space="preserve">owner.</w:t>
-      </w:r>
-      <w:r>
-        <w:t xml:space="preserve">”</w:t>
+        <w:t xml:space="preserve">“owner.”</w:t>
       </w:r>
     </w:p>
     <w:p>
@@ -7976,7 +7864,6 @@
           <w:p>
             <w:pPr>
               <w:pStyle w:val="Compact"/>
-              <w:jc w:val="left"/>
             </w:pPr>
             <w:r>
               <w:t xml:space="preserve">Actual 0</w:t>
@@ -7988,7 +7875,6 @@
           <w:p>
             <w:pPr>
               <w:pStyle w:val="Compact"/>
-              <w:jc w:val="left"/>
             </w:pPr>
             <w:r>
               <w:t xml:space="preserve">Actual 1</w:t>
@@ -8002,7 +7888,6 @@
           <w:p>
             <w:pPr>
               <w:pStyle w:val="Compact"/>
-              <w:jc w:val="left"/>
             </w:pPr>
             <w:r>
               <w:t xml:space="preserve">Predicted 0</w:t>
@@ -8014,7 +7899,6 @@
           <w:p>
             <w:pPr>
               <w:pStyle w:val="Compact"/>
-              <w:jc w:val="left"/>
             </w:pPr>
             <w:r>
               <w:t xml:space="preserve">970</w:t>
@@ -8026,7 +7910,6 @@
           <w:p>
             <w:pPr>
               <w:pStyle w:val="Compact"/>
-              <w:jc w:val="left"/>
             </w:pPr>
             <w:r>
               <w:t xml:space="preserve">2</w:t>
@@ -8040,7 +7923,6 @@
           <w:p>
             <w:pPr>
               <w:pStyle w:val="Compact"/>
-              <w:jc w:val="left"/>
             </w:pPr>
             <w:r>
               <w:t xml:space="preserve">Predicted 1</w:t>
@@ -8052,7 +7934,6 @@
           <w:p>
             <w:pPr>
               <w:pStyle w:val="Compact"/>
-              <w:jc w:val="left"/>
             </w:pPr>
             <w:r>
               <w:t xml:space="preserve">20</w:t>
@@ -8064,7 +7945,6 @@
           <w:p>
             <w:pPr>
               <w:pStyle w:val="Compact"/>
-              <w:jc w:val="left"/>
             </w:pPr>
             <w:r>
               <w:t xml:space="preserve">8</w:t>
@@ -8122,7 +8002,6 @@
           <w:p>
             <w:pPr>
               <w:pStyle w:val="Compact"/>
-              <w:jc w:val="left"/>
             </w:pPr>
             <w:r>
               <w:t xml:space="preserve">Profit</w:t>
@@ -8134,7 +8013,6 @@
           <w:p>
             <w:pPr>
               <w:pStyle w:val="Compact"/>
-              <w:jc w:val="left"/>
             </w:pPr>
             <w:r>
               <w:t xml:space="preserve">Actual 0</w:t>
@@ -8146,7 +8024,6 @@
           <w:p>
             <w:pPr>
               <w:pStyle w:val="Compact"/>
-              <w:jc w:val="left"/>
             </w:pPr>
             <w:r>
               <w:t xml:space="preserve">Actual 1</w:t>
@@ -8160,7 +8037,6 @@
           <w:p>
             <w:pPr>
               <w:pStyle w:val="Compact"/>
-              <w:jc w:val="left"/>
             </w:pPr>
             <w:r>
               <w:t xml:space="preserve">Predicted 0</w:t>
@@ -8172,7 +8048,6 @@
           <w:p>
             <w:pPr>
               <w:pStyle w:val="Compact"/>
-              <w:jc w:val="left"/>
             </w:pPr>
             <w:r>
               <w:t xml:space="preserve">0</w:t>
@@ -8184,7 +8059,6 @@
           <w:p>
             <w:pPr>
               <w:pStyle w:val="Compact"/>
-              <w:jc w:val="left"/>
             </w:pPr>
             <w:r>
               <w:t xml:space="preserve">0</w:t>
@@ -8198,7 +8072,6 @@
           <w:p>
             <w:pPr>
               <w:pStyle w:val="Compact"/>
-              <w:jc w:val="left"/>
             </w:pPr>
             <w:r>
               <w:t xml:space="preserve">Predicted 1</w:t>
@@ -8210,7 +8083,6 @@
           <w:p>
             <w:pPr>
               <w:pStyle w:val="Compact"/>
-              <w:jc w:val="left"/>
             </w:pPr>
             <w:r>
               <w:t xml:space="preserve">-20</w:t>
@@ -8222,7 +8094,6 @@
           <w:p>
             <w:pPr>
               <w:pStyle w:val="Compact"/>
-              <w:jc w:val="left"/>
             </w:pPr>
             <w:r>
               <w:t xml:space="preserve">80</w:t>
@@ -8280,7 +8151,6 @@
           <w:p>
             <w:pPr>
               <w:pStyle w:val="Compact"/>
-              <w:jc w:val="left"/>
             </w:pPr>
             <w:r>
               <w:t xml:space="preserve">Cost</w:t>
@@ -8292,7 +8162,6 @@
           <w:p>
             <w:pPr>
               <w:pStyle w:val="Compact"/>
-              <w:jc w:val="left"/>
             </w:pPr>
             <w:r>
               <w:t xml:space="preserve">Actual 0</w:t>
@@ -8304,7 +8173,6 @@
           <w:p>
             <w:pPr>
               <w:pStyle w:val="Compact"/>
-              <w:jc w:val="left"/>
             </w:pPr>
             <w:r>
               <w:t xml:space="preserve">Actual 1</w:t>
@@ -8318,7 +8186,6 @@
           <w:p>
             <w:pPr>
               <w:pStyle w:val="Compact"/>
-              <w:jc w:val="left"/>
             </w:pPr>
             <w:r>
               <w:t xml:space="preserve">Predicted 0</w:t>
@@ -8330,7 +8197,6 @@
           <w:p>
             <w:pPr>
               <w:pStyle w:val="Compact"/>
-              <w:jc w:val="left"/>
             </w:pPr>
             <w:r>
               <w:t xml:space="preserve">0</w:t>
@@ -8342,7 +8208,6 @@
           <w:p>
             <w:pPr>
               <w:pStyle w:val="Compact"/>
-              <w:jc w:val="left"/>
             </w:pPr>
             <w:r>
               <w:t xml:space="preserve">20</w:t>
@@ -8356,7 +8221,6 @@
           <w:p>
             <w:pPr>
               <w:pStyle w:val="Compact"/>
-              <w:jc w:val="left"/>
             </w:pPr>
             <w:r>
               <w:t xml:space="preserve">Predicted 1</w:t>
@@ -8368,7 +8232,6 @@
           <w:p>
             <w:pPr>
               <w:pStyle w:val="Compact"/>
-              <w:jc w:val="left"/>
             </w:pPr>
             <w:r>
               <w:t xml:space="preserve">20</w:t>
@@ -8380,7 +8243,6 @@
           <w:p>
             <w:pPr>
               <w:pStyle w:val="Compact"/>
-              <w:jc w:val="left"/>
             </w:pPr>
             <w:r>
               <w:t xml:space="preserve">8</w:t>
@@ -9583,13 +9445,7 @@
         <w:t xml:space="preserve"> </w:t>
       </w:r>
       <w:r>
-        <w:t xml:space="preserve">“</w:t>
-      </w:r>
-      <w:r>
-        <w:t xml:space="preserve">skim the cream</w:t>
-      </w:r>
-      <w:r>
-        <w:t xml:space="preserve">”</w:t>
+        <w:t xml:space="preserve">“skim the cream”</w:t>
       </w:r>
       <w:r>
         <w:t xml:space="preserve"> </w:t>
@@ -10002,13 +9858,7 @@
         <w:t xml:space="preserve"> </w:t>
       </w:r>
       <w:r>
-        <w:t xml:space="preserve">“</w:t>
-      </w:r>
-      <w:r>
-        <w:t xml:space="preserve">1</w:t>
-      </w:r>
-      <w:r>
-        <w:t xml:space="preserve">”</w:t>
+        <w:t xml:space="preserve">“1”</w:t>
       </w:r>
       <w:r>
         <w:t xml:space="preserve"> </w:t>
@@ -10032,13 +9882,7 @@
         <w:t xml:space="preserve"> </w:t>
       </w:r>
       <w:r>
-        <w:t xml:space="preserve">“</w:t>
-      </w:r>
-      <w:r>
-        <w:t xml:space="preserve">1</w:t>
-      </w:r>
-      <w:r>
-        <w:t xml:space="preserve">”</w:t>
+        <w:t xml:space="preserve">“1”</w:t>
       </w:r>
       <w:r>
         <w:t xml:space="preserve">s.</w:t>
@@ -11533,13 +11377,7 @@
         <w:t xml:space="preserve"> </w:t>
       </w:r>
       <w:r>
-        <w:t xml:space="preserve">“</w:t>
-      </w:r>
-      <w:r>
-        <w:t xml:space="preserve">important class</w:t>
-      </w:r>
-      <w:r>
-        <w:t xml:space="preserve">”</w:t>
+        <w:t xml:space="preserve">“important class”</w:t>
       </w:r>
       <w:r>
         <w:t xml:space="preserve"> </w:t>
@@ -11551,13 +11389,7 @@
         <w:t xml:space="preserve"> </w:t>
       </w:r>
       <w:r>
-        <w:t xml:space="preserve">“</w:t>
-      </w:r>
-      <w:r>
-        <w:t xml:space="preserve">important</w:t>
-      </w:r>
-      <w:r>
-        <w:t xml:space="preserve">”</w:t>
+        <w:t xml:space="preserve">“important”</w:t>
       </w:r>
       <w:r>
         <w:t xml:space="preserve"> </w:t>
@@ -11569,13 +11401,7 @@
         <w:t xml:space="preserve"> </w:t>
       </w:r>
       <w:r>
-        <w:t xml:space="preserve">“</w:t>
-      </w:r>
-      <w:r>
-        <w:t xml:space="preserve">unimportant</w:t>
-      </w:r>
-      <w:r>
-        <w:t xml:space="preserve">”</w:t>
+        <w:t xml:space="preserve">“unimportant”</w:t>
       </w:r>
       <w:r>
         <w:t xml:space="preserve"> </w:t>
@@ -14135,18 +13961,18 @@
       </w:pPr>
       <w:r>
         <w:t xml:space="preserve">$$
-\begin{array}{|c|c|c|c|}
-\hline
-\text{Actual} &amp; \text{Actual 0} &amp; \text{Actual 1} &amp; \text{Total} \\
-\hline
-\text{Predicted 0} &amp; 390 &amp; 80 &amp; 470 \\
-\hline
-\text{Predicted 1} &amp; 110 &amp; 420 &amp; 530 \\
-\hline
-\text{Total} &amp; 500 &amp; 500 &amp; 1000 \\
-\hline
-\end{array}
-$$</w:t>
+    \begin{array}{|c|c|c|c|}
+    \hline
+    \text{Actual} &amp; \text{Actual 0} &amp; \text{Actual 1} &amp; \text{Total} \\
+    \hline
+    \text{Predicted 0} &amp; 390 &amp; 80 &amp; 470 \\
+    \hline
+    \text{Predicted 1} &amp; 110 &amp; 420 &amp; 530 \\
+    \hline
+    \text{Total} &amp; 500 &amp; 500 &amp; 1000 \\
+    \hline
+    \end{array}
+    $$</w:t>
       </w:r>
     </w:p>
     <w:p>
@@ -14191,18 +14017,18 @@
       </w:pPr>
       <w:r>
         <w:t xml:space="preserve">$$
-\begin{array}{|c|c|c|c|}
-\hline
-\text{Actual} &amp; \text{Actual 0} &amp; \text{Actual 1} &amp; \text{Total} \\
-\hline
-\text{Predicted 0} &amp; \frac{390}{0.5102} = 764.4 &amp; \frac{80}{25} = 3.2 &amp; 767.6 \\
-\hline
-\text{Predicted 1} &amp; \frac{110}{0.5102} = 215.6 &amp; \frac{420}{25} = 16.8 &amp; 232.4 \\
-\hline
-\text{Total} &amp; 980 &amp; 20 &amp; 1000 \\
-\hline
-\end{array}
-$$</w:t>
+    \begin{array}{|c|c|c|c|}
+    \hline
+    \text{Actual} &amp; \text{Actual 0} &amp; \text{Actual 1} &amp; \text{Total} \\
+    \hline
+    \text{Predicted 0} &amp; \frac{390}{0.5102} = 764.4 &amp; \frac{80}{25} = 3.2 &amp; 767.6 \\
+    \hline
+    \text{Predicted 1} &amp; \frac{110}{0.5102} = 215.6 &amp; \frac{420}{25} = 16.8 &amp; 232.4 \\
+    \hline
+    \text{Total} &amp; 980 &amp; 20 &amp; 1000 \\
+    \hline
+    \end{array}
+    $$</w:t>
       </w:r>
     </w:p>
     <w:p>
@@ -17583,7 +17409,7 @@
   </w:style>
   <w:style w:styleId="Subtitle" w:type="paragraph">
     <w:name w:val="Subtitle"/>
-    <w:basedOn w:val="Normal"/>
+    <w:basedOn w:val="Title"/>
     <w:next w:val="BodyText"/>
     <w:link w:val="SubtitleChar"/>
     <w:uiPriority w:val="11"/>
@@ -17596,7 +17422,6 @@
     </w:pPr>
     <w:rPr>
       <w:rFonts w:cstheme="majorBidi" w:eastAsiaTheme="majorEastAsia"/>
-      <w:color w:themeColor="text1" w:themeTint="A6" w:val="595959"/>
       <w:spacing w:val="15"/>
       <w:sz w:val="28"/>
       <w:szCs w:val="28"/>
@@ -17649,7 +17474,6 @@
     </w:pPr>
     <w:rPr>
       <w:b/>
-      <w:color w:val="345A8A"/>
       <w:sz w:val="20"/>
       <w:szCs w:val="20"/>
     </w:rPr>
